--- a/docs/Design Document case study 2.docx
+++ b/docs/Design Document case study 2.docx
@@ -589,7 +589,23 @@
                 <w:sz w:val="24"/>
                 <w:szCs w:val="24"/>
               </w:rPr>
-              <w:t>Route 53 private hosted zone, two DNS forwarders and the pfSense resolver</w:t>
+              <w:t xml:space="preserve">Route 53 private hosted zone, two DNS forwarders and the </w:t>
+            </w:r>
+            <w:proofErr w:type="spellStart"/>
+            <w:r>
+              <w:rPr>
+                <w:sz w:val="24"/>
+                <w:szCs w:val="24"/>
+              </w:rPr>
+              <w:t>pfSense</w:t>
+            </w:r>
+            <w:proofErr w:type="spellEnd"/>
+            <w:r>
+              <w:rPr>
+                <w:sz w:val="24"/>
+                <w:szCs w:val="24"/>
+              </w:rPr>
+              <w:t xml:space="preserve"> resolver</w:t>
             </w:r>
           </w:p>
         </w:tc>
@@ -671,7 +687,23 @@
                 <w:sz w:val="24"/>
                 <w:szCs w:val="24"/>
               </w:rPr>
-              <w:t>Prometheus, Loki and Grafana, with CloudWatch as an extra data source; pfSense and Linux server logs</w:t>
+              <w:t xml:space="preserve">Prometheus, Loki and Grafana, with CloudWatch as an extra data source; </w:t>
+            </w:r>
+            <w:proofErr w:type="spellStart"/>
+            <w:r>
+              <w:rPr>
+                <w:sz w:val="24"/>
+                <w:szCs w:val="24"/>
+              </w:rPr>
+              <w:t>pfSense</w:t>
+            </w:r>
+            <w:proofErr w:type="spellEnd"/>
+            <w:r>
+              <w:rPr>
+                <w:sz w:val="24"/>
+                <w:szCs w:val="24"/>
+              </w:rPr>
+              <w:t xml:space="preserve"> and Linux server logs</w:t>
             </w:r>
           </w:p>
         </w:tc>
@@ -815,7 +847,23 @@
                 <w:sz w:val="24"/>
                 <w:szCs w:val="24"/>
               </w:rPr>
-              <w:t>Declarative infrastructure, CI/CD from a local runner, a DevOps platform, centralised updates</w:t>
+              <w:t xml:space="preserve">Declarative infrastructure, CI/CD from a local runner, a DevOps platform, </w:t>
+            </w:r>
+            <w:proofErr w:type="spellStart"/>
+            <w:r>
+              <w:rPr>
+                <w:sz w:val="24"/>
+                <w:szCs w:val="24"/>
+              </w:rPr>
+              <w:t>centralised</w:t>
+            </w:r>
+            <w:proofErr w:type="spellEnd"/>
+            <w:r>
+              <w:rPr>
+                <w:sz w:val="24"/>
+                <w:szCs w:val="24"/>
+              </w:rPr>
+              <w:t xml:space="preserve"> updates</w:t>
             </w:r>
           </w:p>
         </w:tc>
@@ -1091,6 +1139,7 @@
                 <w:szCs w:val="24"/>
               </w:rPr>
             </w:pPr>
+            <w:proofErr w:type="spellStart"/>
             <w:r>
               <w:rPr>
                 <w:sz w:val="24"/>
@@ -1098,6 +1147,7 @@
               </w:rPr>
               <w:t>DMZ_public_a</w:t>
             </w:r>
+            <w:proofErr w:type="spellEnd"/>
           </w:p>
         </w:tc>
         <w:tc>
@@ -1173,6 +1223,7 @@
                 <w:szCs w:val="24"/>
               </w:rPr>
             </w:pPr>
+            <w:proofErr w:type="spellStart"/>
             <w:r>
               <w:rPr>
                 <w:sz w:val="24"/>
@@ -1180,6 +1231,7 @@
               </w:rPr>
               <w:t>DMZ_public_b</w:t>
             </w:r>
+            <w:proofErr w:type="spellEnd"/>
           </w:p>
         </w:tc>
         <w:tc>
@@ -1337,6 +1389,7 @@
                 <w:szCs w:val="24"/>
               </w:rPr>
             </w:pPr>
+            <w:proofErr w:type="spellStart"/>
             <w:r>
               <w:rPr>
                 <w:sz w:val="24"/>
@@ -1344,6 +1397,7 @@
               </w:rPr>
               <w:t>web_a</w:t>
             </w:r>
+            <w:proofErr w:type="spellEnd"/>
           </w:p>
         </w:tc>
         <w:tc>
@@ -1419,6 +1473,7 @@
                 <w:szCs w:val="24"/>
               </w:rPr>
             </w:pPr>
+            <w:proofErr w:type="spellStart"/>
             <w:r>
               <w:rPr>
                 <w:sz w:val="24"/>
@@ -1426,6 +1481,7 @@
               </w:rPr>
               <w:t>web_b</w:t>
             </w:r>
+            <w:proofErr w:type="spellEnd"/>
           </w:p>
         </w:tc>
         <w:tc>
@@ -1583,6 +1639,7 @@
                 <w:szCs w:val="24"/>
               </w:rPr>
             </w:pPr>
+            <w:proofErr w:type="spellStart"/>
             <w:r>
               <w:rPr>
                 <w:sz w:val="24"/>
@@ -1590,6 +1647,7 @@
               </w:rPr>
               <w:t>data_a</w:t>
             </w:r>
+            <w:proofErr w:type="spellEnd"/>
           </w:p>
         </w:tc>
         <w:tc>
@@ -1666,6 +1724,7 @@
                 <w:szCs w:val="24"/>
               </w:rPr>
             </w:pPr>
+            <w:proofErr w:type="spellStart"/>
             <w:r>
               <w:rPr>
                 <w:sz w:val="24"/>
@@ -1673,6 +1732,7 @@
               </w:rPr>
               <w:t>data_b</w:t>
             </w:r>
+            <w:proofErr w:type="spellEnd"/>
           </w:p>
         </w:tc>
         <w:tc>
@@ -1748,6 +1808,7 @@
                 <w:szCs w:val="24"/>
               </w:rPr>
             </w:pPr>
+            <w:proofErr w:type="spellStart"/>
             <w:r>
               <w:rPr>
                 <w:sz w:val="24"/>
@@ -1755,6 +1816,7 @@
               </w:rPr>
               <w:t>soar_a</w:t>
             </w:r>
+            <w:proofErr w:type="spellEnd"/>
           </w:p>
         </w:tc>
         <w:tc>
@@ -1830,6 +1892,7 @@
                 <w:szCs w:val="24"/>
               </w:rPr>
             </w:pPr>
+            <w:proofErr w:type="spellStart"/>
             <w:r>
               <w:rPr>
                 <w:sz w:val="24"/>
@@ -1837,6 +1900,7 @@
               </w:rPr>
               <w:t>soar_b</w:t>
             </w:r>
+            <w:proofErr w:type="spellEnd"/>
           </w:p>
         </w:tc>
         <w:tc>
@@ -1912,6 +1976,7 @@
                 <w:szCs w:val="24"/>
               </w:rPr>
             </w:pPr>
+            <w:proofErr w:type="spellStart"/>
             <w:r>
               <w:rPr>
                 <w:sz w:val="24"/>
@@ -1919,6 +1984,7 @@
               </w:rPr>
               <w:t>dns_a</w:t>
             </w:r>
+            <w:proofErr w:type="spellEnd"/>
           </w:p>
         </w:tc>
         <w:tc>
@@ -1994,6 +2060,7 @@
                 <w:szCs w:val="24"/>
               </w:rPr>
             </w:pPr>
+            <w:proofErr w:type="spellStart"/>
             <w:r>
               <w:rPr>
                 <w:sz w:val="24"/>
@@ -2001,6 +2068,7 @@
               </w:rPr>
               <w:t>dns_b</w:t>
             </w:r>
+            <w:proofErr w:type="spellEnd"/>
           </w:p>
         </w:tc>
         <w:tc>
@@ -2163,7 +2231,7 @@
                 <w:sz w:val="24"/>
                 <w:szCs w:val="24"/>
               </w:rPr>
-              <w:t>Department A</w:t>
+              <w:t>VPN</w:t>
             </w:r>
           </w:p>
         </w:tc>
@@ -2245,7 +2313,7 @@
                 <w:sz w:val="24"/>
                 <w:szCs w:val="24"/>
               </w:rPr>
-              <w:t>Department B</w:t>
+              <w:t>Department</w:t>
             </w:r>
           </w:p>
         </w:tc>
@@ -2537,7 +2605,23 @@
           <w:sz w:val="24"/>
           <w:szCs w:val="24"/>
         </w:rPr>
-        <w:t xml:space="preserve"> pfSense has one interface per segment and denies traffic between segments by default, opening only the flows listed in 4.5.</w:t>
+        <w:t xml:space="preserve"> </w:t>
+      </w:r>
+      <w:proofErr w:type="spellStart"/>
+      <w:r>
+        <w:rPr>
+          <w:sz w:val="24"/>
+          <w:szCs w:val="24"/>
+        </w:rPr>
+        <w:t>pfSense</w:t>
+      </w:r>
+      <w:proofErr w:type="spellEnd"/>
+      <w:r>
+        <w:rPr>
+          <w:sz w:val="24"/>
+          <w:szCs w:val="24"/>
+        </w:rPr>
+        <w:t xml:space="preserve"> has one interface per segment and denies traffic between segments by default, opening only the flows listed in 4.5.</w:t>
       </w:r>
     </w:p>
     <w:p>
@@ -2618,7 +2702,23 @@
           <w:sz w:val="24"/>
           <w:szCs w:val="24"/>
         </w:rPr>
-        <w:t>An IPsec VPN connects pfSense to a VPN attachment on the Transit Gateway. AWS provides two tunnels per connection, and routes are static.</w:t>
+        <w:t xml:space="preserve">An IPsec VPN connects </w:t>
+      </w:r>
+      <w:proofErr w:type="spellStart"/>
+      <w:r>
+        <w:rPr>
+          <w:sz w:val="24"/>
+          <w:szCs w:val="24"/>
+        </w:rPr>
+        <w:t>pfSense</w:t>
+      </w:r>
+      <w:proofErr w:type="spellEnd"/>
+      <w:r>
+        <w:rPr>
+          <w:sz w:val="24"/>
+          <w:szCs w:val="24"/>
+        </w:rPr>
+        <w:t xml:space="preserve"> to a VPN attachment on the Transit Gateway. AWS provides two tunnels per connection, and routes are static.</w:t>
       </w:r>
     </w:p>
     <w:p>
@@ -3239,6 +3339,7 @@
                 <w:szCs w:val="24"/>
               </w:rPr>
             </w:pPr>
+            <w:proofErr w:type="spellStart"/>
             <w:r>
               <w:rPr>
                 <w:sz w:val="24"/>
@@ -3246,6 +3347,7 @@
               </w:rPr>
               <w:t>pfSense</w:t>
             </w:r>
+            <w:proofErr w:type="spellEnd"/>
           </w:p>
         </w:tc>
         <w:tc>
@@ -3331,7 +3433,23 @@
           <w:sz w:val="24"/>
           <w:szCs w:val="24"/>
         </w:rPr>
-        <w:t>Three layers apply: pfSense rules on-premises, stateful security groups per tier in AWS, and stateless network ACLs per tier. Anything not listed is denied.</w:t>
+        <w:t xml:space="preserve">Three layers apply: </w:t>
+      </w:r>
+      <w:proofErr w:type="spellStart"/>
+      <w:r>
+        <w:rPr>
+          <w:sz w:val="24"/>
+          <w:szCs w:val="24"/>
+        </w:rPr>
+        <w:t>pfSense</w:t>
+      </w:r>
+      <w:proofErr w:type="spellEnd"/>
+      <w:r>
+        <w:rPr>
+          <w:sz w:val="24"/>
+          <w:szCs w:val="24"/>
+        </w:rPr>
+        <w:t xml:space="preserve"> rules on-premises, stateful security groups per tier in AWS, and stateless network ACLs per tier. Anything not listed is denied.</w:t>
       </w:r>
     </w:p>
     <w:tbl>
@@ -3612,6 +3730,7 @@
                 <w:szCs w:val="24"/>
               </w:rPr>
             </w:pPr>
+            <w:proofErr w:type="spellStart"/>
             <w:r>
               <w:rPr>
                 <w:sz w:val="24"/>
@@ -3619,6 +3738,7 @@
               </w:rPr>
               <w:t>pfSense</w:t>
             </w:r>
+            <w:proofErr w:type="spellEnd"/>
           </w:p>
         </w:tc>
         <w:tc>
@@ -3903,7 +4023,23 @@
                 <w:sz w:val="24"/>
                 <w:szCs w:val="24"/>
               </w:rPr>
-              <w:t>22 (WinRM for Windows hosts)</w:t>
+              <w:t>22 (</w:t>
+            </w:r>
+            <w:proofErr w:type="spellStart"/>
+            <w:r>
+              <w:rPr>
+                <w:sz w:val="24"/>
+                <w:szCs w:val="24"/>
+              </w:rPr>
+              <w:t>WinRM</w:t>
+            </w:r>
+            <w:proofErr w:type="spellEnd"/>
+            <w:r>
+              <w:rPr>
+                <w:sz w:val="24"/>
+                <w:szCs w:val="24"/>
+              </w:rPr>
+              <w:t xml:space="preserve"> for Windows hosts)</w:t>
             </w:r>
           </w:p>
         </w:tc>
@@ -3960,6 +4096,7 @@
                 <w:szCs w:val="24"/>
               </w:rPr>
             </w:pPr>
+            <w:proofErr w:type="spellStart"/>
             <w:r>
               <w:rPr>
                 <w:sz w:val="24"/>
@@ -3967,6 +4104,7 @@
               </w:rPr>
               <w:t>pfSense</w:t>
             </w:r>
+            <w:proofErr w:type="spellEnd"/>
           </w:p>
         </w:tc>
         <w:tc>
@@ -4239,7 +4377,23 @@
           <w:sz w:val="24"/>
           <w:szCs w:val="24"/>
         </w:rPr>
-        <w:t xml:space="preserve">A Route 53 private hosted zone, innovatech.internal, is associated with the internal VPC. It </w:t>
+        <w:t xml:space="preserve">A Route 53 private hosted zone, </w:t>
+      </w:r>
+      <w:proofErr w:type="spellStart"/>
+      <w:r>
+        <w:rPr>
+          <w:sz w:val="24"/>
+          <w:szCs w:val="24"/>
+        </w:rPr>
+        <w:t>innovatech.internal</w:t>
+      </w:r>
+      <w:proofErr w:type="spellEnd"/>
+      <w:r>
+        <w:rPr>
+          <w:sz w:val="24"/>
+          <w:szCs w:val="24"/>
+        </w:rPr>
+        <w:t xml:space="preserve">, is associated with the internal VPC. It </w:t>
       </w:r>
       <w:r>
         <w:rPr>
@@ -4253,7 +4407,55 @@
           <w:sz w:val="24"/>
           <w:szCs w:val="24"/>
         </w:rPr>
-        <w:t xml:space="preserve"> records such as grafana, loki and db (an alias to the RDS endpoint).</w:t>
+        <w:t xml:space="preserve"> records such as </w:t>
+      </w:r>
+      <w:proofErr w:type="spellStart"/>
+      <w:r>
+        <w:rPr>
+          <w:sz w:val="24"/>
+          <w:szCs w:val="24"/>
+        </w:rPr>
+        <w:t>grafana</w:t>
+      </w:r>
+      <w:proofErr w:type="spellEnd"/>
+      <w:r>
+        <w:rPr>
+          <w:sz w:val="24"/>
+          <w:szCs w:val="24"/>
+        </w:rPr>
+        <w:t xml:space="preserve">, </w:t>
+      </w:r>
+      <w:proofErr w:type="spellStart"/>
+      <w:r>
+        <w:rPr>
+          <w:sz w:val="24"/>
+          <w:szCs w:val="24"/>
+        </w:rPr>
+        <w:t>loki</w:t>
+      </w:r>
+      <w:proofErr w:type="spellEnd"/>
+      <w:r>
+        <w:rPr>
+          <w:sz w:val="24"/>
+          <w:szCs w:val="24"/>
+        </w:rPr>
+        <w:t xml:space="preserve"> and </w:t>
+      </w:r>
+      <w:proofErr w:type="spellStart"/>
+      <w:r>
+        <w:rPr>
+          <w:sz w:val="24"/>
+          <w:szCs w:val="24"/>
+        </w:rPr>
+        <w:t>db</w:t>
+      </w:r>
+      <w:proofErr w:type="spellEnd"/>
+      <w:r>
+        <w:rPr>
+          <w:sz w:val="24"/>
+          <w:szCs w:val="24"/>
+        </w:rPr>
+        <w:t xml:space="preserve"> (an alias to the RDS endpoint).</w:t>
       </w:r>
     </w:p>
     <w:p>
@@ -4273,7 +4475,55 @@
           <w:sz w:val="24"/>
           <w:szCs w:val="24"/>
         </w:rPr>
-        <w:t>Two forwarders, in dns_a and dns_b, send queries for the on-premises zone to pfSense and everything else to the VPC resolver. The VPC's DHCP options point instances at both forwarders, so losing one is invisible.</w:t>
+        <w:t xml:space="preserve">Two forwarders, in </w:t>
+      </w:r>
+      <w:proofErr w:type="spellStart"/>
+      <w:r>
+        <w:rPr>
+          <w:sz w:val="24"/>
+          <w:szCs w:val="24"/>
+        </w:rPr>
+        <w:t>dns_a</w:t>
+      </w:r>
+      <w:proofErr w:type="spellEnd"/>
+      <w:r>
+        <w:rPr>
+          <w:sz w:val="24"/>
+          <w:szCs w:val="24"/>
+        </w:rPr>
+        <w:t xml:space="preserve"> and </w:t>
+      </w:r>
+      <w:proofErr w:type="spellStart"/>
+      <w:r>
+        <w:rPr>
+          <w:sz w:val="24"/>
+          <w:szCs w:val="24"/>
+        </w:rPr>
+        <w:t>dns_b</w:t>
+      </w:r>
+      <w:proofErr w:type="spellEnd"/>
+      <w:r>
+        <w:rPr>
+          <w:sz w:val="24"/>
+          <w:szCs w:val="24"/>
+        </w:rPr>
+        <w:t xml:space="preserve">, send queries for the on-premises zone to </w:t>
+      </w:r>
+      <w:proofErr w:type="spellStart"/>
+      <w:r>
+        <w:rPr>
+          <w:sz w:val="24"/>
+          <w:szCs w:val="24"/>
+        </w:rPr>
+        <w:t>pfSense</w:t>
+      </w:r>
+      <w:proofErr w:type="spellEnd"/>
+      <w:r>
+        <w:rPr>
+          <w:sz w:val="24"/>
+          <w:szCs w:val="24"/>
+        </w:rPr>
+        <w:t xml:space="preserve"> and everything else to the VPC resolver. The VPC's DHCP options point instances at both forwarders, so losing one is invisible.</w:t>
       </w:r>
     </w:p>
     <w:p>
@@ -4288,12 +4538,37 @@
           <w:szCs w:val="24"/>
         </w:rPr>
       </w:pPr>
-      <w:r>
-        <w:rPr>
-          <w:sz w:val="24"/>
-          <w:szCs w:val="24"/>
-        </w:rPr>
-        <w:t>pfSense's resolver has a domain override that sends the AWS zone to the forwarders, and DHCP gives pfSense as the DNS server to every on-premises VM. No device needs its own cloud DNS settings.</w:t>
+      <w:proofErr w:type="spellStart"/>
+      <w:r>
+        <w:rPr>
+          <w:sz w:val="24"/>
+          <w:szCs w:val="24"/>
+        </w:rPr>
+        <w:t>pfSense's</w:t>
+      </w:r>
+      <w:proofErr w:type="spellEnd"/>
+      <w:r>
+        <w:rPr>
+          <w:sz w:val="24"/>
+          <w:szCs w:val="24"/>
+        </w:rPr>
+        <w:t xml:space="preserve"> resolver has a domain override that sends the AWS zone to the forwarders, and DHCP gives </w:t>
+      </w:r>
+      <w:proofErr w:type="spellStart"/>
+      <w:r>
+        <w:rPr>
+          <w:sz w:val="24"/>
+          <w:szCs w:val="24"/>
+        </w:rPr>
+        <w:t>pfSense</w:t>
+      </w:r>
+      <w:proofErr w:type="spellEnd"/>
+      <w:r>
+        <w:rPr>
+          <w:sz w:val="24"/>
+          <w:szCs w:val="24"/>
+        </w:rPr>
+        <w:t xml:space="preserve"> as the DNS server to every on-premises VM. No device needs its own cloud DNS settings.</w:t>
       </w:r>
     </w:p>
     <w:p>
@@ -4446,7 +4721,23 @@
           <w:sz w:val="24"/>
           <w:szCs w:val="24"/>
         </w:rPr>
-        <w:t>The log sources are pfSense firewall logs, the Linux server's authentication and system logs, workstation logs (event logs if the workstations run Windows) and logs from the AWS VMs.</w:t>
+        <w:t xml:space="preserve">The log sources are </w:t>
+      </w:r>
+      <w:proofErr w:type="spellStart"/>
+      <w:r>
+        <w:rPr>
+          <w:sz w:val="24"/>
+          <w:szCs w:val="24"/>
+        </w:rPr>
+        <w:t>pfSense</w:t>
+      </w:r>
+      <w:proofErr w:type="spellEnd"/>
+      <w:r>
+        <w:rPr>
+          <w:sz w:val="24"/>
+          <w:szCs w:val="24"/>
+        </w:rPr>
+        <w:t xml:space="preserve"> firewall logs, the Linux server's authentication and system logs, workstation logs (event logs if the workstations run Windows) and logs from the AWS VMs.</w:t>
       </w:r>
     </w:p>
     <w:p>
@@ -4481,12 +4772,37 @@
           <w:szCs w:val="24"/>
         </w:rPr>
       </w:pPr>
-      <w:r>
-        <w:rPr>
-          <w:sz w:val="24"/>
-          <w:szCs w:val="24"/>
-        </w:rPr>
-        <w:t>pfSense sends its firewall logs to the collector as syslog, because pfSense cannot run an agent and Loki does not accept syslog.</w:t>
+      <w:proofErr w:type="spellStart"/>
+      <w:r>
+        <w:rPr>
+          <w:sz w:val="24"/>
+          <w:szCs w:val="24"/>
+        </w:rPr>
+        <w:t>pfSense</w:t>
+      </w:r>
+      <w:proofErr w:type="spellEnd"/>
+      <w:r>
+        <w:rPr>
+          <w:sz w:val="24"/>
+          <w:szCs w:val="24"/>
+        </w:rPr>
+        <w:t xml:space="preserve"> sends its firewall logs to the collector as syslog, because </w:t>
+      </w:r>
+      <w:proofErr w:type="spellStart"/>
+      <w:r>
+        <w:rPr>
+          <w:sz w:val="24"/>
+          <w:szCs w:val="24"/>
+        </w:rPr>
+        <w:t>pfSense</w:t>
+      </w:r>
+      <w:proofErr w:type="spellEnd"/>
+      <w:r>
+        <w:rPr>
+          <w:sz w:val="24"/>
+          <w:szCs w:val="24"/>
+        </w:rPr>
+        <w:t xml:space="preserve"> cannot run an agent and Loki does not accept syslog.</w:t>
       </w:r>
     </w:p>
     <w:p>
@@ -4506,7 +4822,23 @@
           <w:sz w:val="24"/>
           <w:szCs w:val="24"/>
         </w:rPr>
-        <w:t>The collector forwards everything through pfSense and the VPN to Loki.</w:t>
+        <w:t xml:space="preserve">The collector forwards everything through </w:t>
+      </w:r>
+      <w:proofErr w:type="spellStart"/>
+      <w:r>
+        <w:rPr>
+          <w:sz w:val="24"/>
+          <w:szCs w:val="24"/>
+        </w:rPr>
+        <w:t>pfSense</w:t>
+      </w:r>
+      <w:proofErr w:type="spellEnd"/>
+      <w:r>
+        <w:rPr>
+          <w:sz w:val="24"/>
+          <w:szCs w:val="24"/>
+        </w:rPr>
+        <w:t xml:space="preserve"> and the VPN to Loki.</w:t>
       </w:r>
     </w:p>
     <w:p>
@@ -4581,7 +4913,23 @@
           <w:sz w:val="24"/>
           <w:szCs w:val="24"/>
         </w:rPr>
-        <w:t>If the tunnel or Loki is down, agents retry and file-based logs resume where they stopped. The pfSense syslog stream may lose messages during an outage, which is covered in the failure tests (section 9).</w:t>
+        <w:t xml:space="preserve">If the tunnel or Loki is down, agents retry and file-based logs resume where they stopped. The </w:t>
+      </w:r>
+      <w:proofErr w:type="spellStart"/>
+      <w:r>
+        <w:rPr>
+          <w:sz w:val="24"/>
+          <w:szCs w:val="24"/>
+        </w:rPr>
+        <w:t>pfSense</w:t>
+      </w:r>
+      <w:proofErr w:type="spellEnd"/>
+      <w:r>
+        <w:rPr>
+          <w:sz w:val="24"/>
+          <w:szCs w:val="24"/>
+        </w:rPr>
+        <w:t xml:space="preserve"> syslog stream may lose messages during an outage, which is covered in the failure tests (section 9).</w:t>
       </w:r>
     </w:p>
     <w:p>
@@ -4851,7 +5199,23 @@
                 <w:sz w:val="24"/>
                 <w:szCs w:val="24"/>
               </w:rPr>
-              <w:t>Loki, pfSense logs</w:t>
+              <w:t xml:space="preserve">Loki, </w:t>
+            </w:r>
+            <w:proofErr w:type="spellStart"/>
+            <w:r>
+              <w:rPr>
+                <w:sz w:val="24"/>
+                <w:szCs w:val="24"/>
+              </w:rPr>
+              <w:t>pfSense</w:t>
+            </w:r>
+            <w:proofErr w:type="spellEnd"/>
+            <w:r>
+              <w:rPr>
+                <w:sz w:val="24"/>
+                <w:szCs w:val="24"/>
+              </w:rPr>
+              <w:t xml:space="preserve"> logs</w:t>
             </w:r>
           </w:p>
         </w:tc>
@@ -5360,7 +5724,23 @@
                 <w:sz w:val="24"/>
                 <w:szCs w:val="24"/>
               </w:rPr>
-              <w:t>Ansible over the LAN (SSH, or WinRM for Windows)</w:t>
+              <w:t xml:space="preserve">Ansible over the LAN (SSH, or </w:t>
+            </w:r>
+            <w:proofErr w:type="spellStart"/>
+            <w:r>
+              <w:rPr>
+                <w:sz w:val="24"/>
+                <w:szCs w:val="24"/>
+              </w:rPr>
+              <w:t>WinRM</w:t>
+            </w:r>
+            <w:proofErr w:type="spellEnd"/>
+            <w:r>
+              <w:rPr>
+                <w:sz w:val="24"/>
+                <w:szCs w:val="24"/>
+              </w:rPr>
+              <w:t xml:space="preserve"> for Windows)</w:t>
             </w:r>
           </w:p>
         </w:tc>
@@ -5419,6 +5799,7 @@
                 <w:szCs w:val="24"/>
               </w:rPr>
             </w:pPr>
+            <w:proofErr w:type="spellStart"/>
             <w:r>
               <w:rPr>
                 <w:sz w:val="24"/>
@@ -5426,6 +5807,7 @@
               </w:rPr>
               <w:t>pfSense</w:t>
             </w:r>
+            <w:proofErr w:type="spellEnd"/>
           </w:p>
         </w:tc>
         <w:tc>
@@ -5444,7 +5826,23 @@
                 <w:sz w:val="24"/>
                 <w:szCs w:val="24"/>
               </w:rPr>
-              <w:t>Controlled manual upgrade, because the REST API package is tied to specific pfSense versions</w:t>
+              <w:t xml:space="preserve">Controlled manual upgrade, because the REST API package is tied to specific </w:t>
+            </w:r>
+            <w:proofErr w:type="spellStart"/>
+            <w:r>
+              <w:rPr>
+                <w:sz w:val="24"/>
+                <w:szCs w:val="24"/>
+              </w:rPr>
+              <w:t>pfSense</w:t>
+            </w:r>
+            <w:proofErr w:type="spellEnd"/>
+            <w:r>
+              <w:rPr>
+                <w:sz w:val="24"/>
+                <w:szCs w:val="24"/>
+              </w:rPr>
+              <w:t xml:space="preserve"> versions</w:t>
             </w:r>
           </w:p>
         </w:tc>
@@ -5620,7 +6018,21 @@
           <w:sz w:val="24"/>
           <w:szCs w:val="24"/>
         </w:rPr>
-        <w:t>The same roles install Alloy and the exporters, so a new VM is configured by running the playbook after Terraform creates it.</w:t>
+        <w:t>The same roles install Alloy and the exporters, so</w:t>
+      </w:r>
+      <w:r>
+        <w:rPr>
+          <w:sz w:val="24"/>
+          <w:szCs w:val="24"/>
+        </w:rPr>
+        <w:t>+++++++++++++</w:t>
+      </w:r>
+      <w:r>
+        <w:rPr>
+          <w:sz w:val="24"/>
+          <w:szCs w:val="24"/>
+        </w:rPr>
+        <w:t xml:space="preserve"> a new VM is configured by running the playbook after Terraform creates it.</w:t>
       </w:r>
     </w:p>
     <w:p>
@@ -5660,7 +6072,23 @@
           <w:sz w:val="24"/>
           <w:szCs w:val="24"/>
         </w:rPr>
-        <w:t>Access uses key-based SSH with a dedicated automation account that has only the sudo rights it needs.</w:t>
+        <w:t xml:space="preserve">Access uses key-based SSH with a dedicated automation account that has only the </w:t>
+      </w:r>
+      <w:proofErr w:type="spellStart"/>
+      <w:r>
+        <w:rPr>
+          <w:sz w:val="24"/>
+          <w:szCs w:val="24"/>
+        </w:rPr>
+        <w:t>sudo</w:t>
+      </w:r>
+      <w:proofErr w:type="spellEnd"/>
+      <w:r>
+        <w:rPr>
+          <w:sz w:val="24"/>
+          <w:szCs w:val="24"/>
+        </w:rPr>
+        <w:t xml:space="preserve"> rights it needs.</w:t>
       </w:r>
     </w:p>
     <w:p>
@@ -5703,7 +6131,23 @@
           <w:sz w:val="24"/>
           <w:szCs w:val="24"/>
         </w:rPr>
-        <w:t>Every tier that matters has either a second copy in another availability zone or a buffer that holds work until the failed part returns. Each scenario below is exercised in the test plan, which records the observed behaviour and recovery time.</w:t>
+        <w:t xml:space="preserve">Every tier that matters has either a second copy in another availability zone or a buffer that holds work until the failed part returns. Each scenario below is exercised in the test plan, which records the observed </w:t>
+      </w:r>
+      <w:proofErr w:type="spellStart"/>
+      <w:r>
+        <w:rPr>
+          <w:sz w:val="24"/>
+          <w:szCs w:val="24"/>
+        </w:rPr>
+        <w:t>behaviour</w:t>
+      </w:r>
+      <w:proofErr w:type="spellEnd"/>
+      <w:r>
+        <w:rPr>
+          <w:sz w:val="24"/>
+          <w:szCs w:val="24"/>
+        </w:rPr>
+        <w:t xml:space="preserve"> and recovery time.</w:t>
       </w:r>
     </w:p>
     <w:tbl>
@@ -6182,8 +6626,17 @@
                 <w:sz w:val="24"/>
                 <w:szCs w:val="24"/>
               </w:rPr>
-              <w:t>On-premises logs stop reaching Loki; SOAR cannot block on pfSense</w:t>
-            </w:r>
+              <w:t xml:space="preserve">On-premises logs stop reaching Loki; SOAR cannot block on </w:t>
+            </w:r>
+            <w:proofErr w:type="spellStart"/>
+            <w:r>
+              <w:rPr>
+                <w:sz w:val="24"/>
+                <w:szCs w:val="24"/>
+              </w:rPr>
+              <w:t>pfSense</w:t>
+            </w:r>
+            <w:proofErr w:type="spellEnd"/>
           </w:p>
         </w:tc>
         <w:tc>
@@ -6222,7 +6675,23 @@
                 <w:sz w:val="24"/>
                 <w:szCs w:val="24"/>
               </w:rPr>
-              <w:t>Re-establish the tunnel; file-based logs resume, pfSense syslog has a gap</w:t>
+              <w:t xml:space="preserve">Re-establish the tunnel; file-based logs resume, </w:t>
+            </w:r>
+            <w:proofErr w:type="spellStart"/>
+            <w:r>
+              <w:rPr>
+                <w:sz w:val="24"/>
+                <w:szCs w:val="24"/>
+              </w:rPr>
+              <w:t>pfSense</w:t>
+            </w:r>
+            <w:proofErr w:type="spellEnd"/>
+            <w:r>
+              <w:rPr>
+                <w:sz w:val="24"/>
+                <w:szCs w:val="24"/>
+              </w:rPr>
+              <w:t xml:space="preserve"> syslog has a gap</w:t>
             </w:r>
           </w:p>
         </w:tc>
